--- a/docs/QRC/QRC_Encoding_Study.docx
+++ b/docs/QRC/QRC_Encoding_Study.docx
@@ -1055,6 +1055,241 @@
     </w:p>
     <w:p>
       <w:pPr>
+        <w:pStyle w:val="Heading2"/>
+      </w:pPr>
+      <w:r>
+        <w:t>4.1 Phase-amplitude encoding does not help</w:t>
+      </w:r>
+    </w:p>
+    <w:p>
+      <w:r>
+        <w:rPr>
+          <w:i w:val="0"/>
+        </w:rPr>
+        <w:t>The seven functions all inject the input through a single amplitude channel R_x(θ(s)). A natural extension adds a second degree of freedom per input — a phase-amplitude pulse R_z(2π·s)·R_x(θ(s)) that also rotates each spin about z by an input-proportional angle. We tested this on the winning encoding (arcsin_sqrt) with a dedicated GPU run, then scored it against the plain-amplitude baseline by recomputing memory capacity on both persisted waveforms under identical settings (kmax=30, washout=10, n_pca=50, degrees 1–3):</w:t>
+      </w:r>
+    </w:p>
+    <w:tbl>
+      <w:tblPr>
+        <w:tblStyle w:val="LightGrid-Accent1"/>
+        <w:tblW w:type="auto" w:w="0"/>
+        <w:tblLook w:firstColumn="1" w:firstRow="1" w:lastColumn="0" w:lastRow="0" w:noHBand="0" w:noVBand="1" w:val="04A0"/>
+      </w:tblPr>
+      <w:tblGrid>
+        <w:gridCol w:w="2160"/>
+        <w:gridCol w:w="2160"/>
+        <w:gridCol w:w="2160"/>
+        <w:gridCol w:w="2160"/>
+      </w:tblGrid>
+      <w:tr>
+        <w:tc>
+          <w:tcPr>
+            <w:tcW w:type="dxa" w:w="2160"/>
+          </w:tcPr>
+          <w:p>
+            <w:r>
+              <w:rPr>
+                <w:b/>
+              </w:rPr>
+              <w:t>arcsin_sqrt variant</w:t>
+            </w:r>
+          </w:p>
+        </w:tc>
+        <w:tc>
+          <w:tcPr>
+            <w:tcW w:type="dxa" w:w="2160"/>
+          </w:tcPr>
+          <w:p>
+            <w:r>
+              <w:rPr>
+                <w:b/>
+              </w:rPr>
+              <w:t>linear MC</w:t>
+            </w:r>
+          </w:p>
+        </w:tc>
+        <w:tc>
+          <w:tcPr>
+            <w:tcW w:type="dxa" w:w="2160"/>
+          </w:tcPr>
+          <w:p>
+            <w:r>
+              <w:rPr>
+                <w:b/>
+              </w:rPr>
+              <w:t>nonlinear MC</w:t>
+            </w:r>
+          </w:p>
+        </w:tc>
+        <w:tc>
+          <w:tcPr>
+            <w:tcW w:type="dxa" w:w="2160"/>
+          </w:tcPr>
+          <w:p>
+            <w:r>
+              <w:rPr>
+                <w:b/>
+              </w:rPr>
+              <w:t>total MC</w:t>
+            </w:r>
+          </w:p>
+        </w:tc>
+      </w:tr>
+      <w:tr>
+        <w:tc>
+          <w:tcPr>
+            <w:tcW w:type="dxa" w:w="2160"/>
+          </w:tcPr>
+          <w:p>
+            <w:r>
+              <w:rPr>
+                <w:b/>
+              </w:rPr>
+              <w:t>amplitude only  R_x(θ)</w:t>
+            </w:r>
+          </w:p>
+        </w:tc>
+        <w:tc>
+          <w:tcPr>
+            <w:tcW w:type="dxa" w:w="2160"/>
+          </w:tcPr>
+          <w:p>
+            <w:r>
+              <w:rPr>
+                <w:b/>
+              </w:rPr>
+              <w:t>4.25</w:t>
+            </w:r>
+          </w:p>
+        </w:tc>
+        <w:tc>
+          <w:tcPr>
+            <w:tcW w:type="dxa" w:w="2160"/>
+          </w:tcPr>
+          <w:p>
+            <w:r>
+              <w:rPr>
+                <w:b/>
+              </w:rPr>
+              <w:t>6.55</w:t>
+            </w:r>
+          </w:p>
+        </w:tc>
+        <w:tc>
+          <w:tcPr>
+            <w:tcW w:type="dxa" w:w="2160"/>
+          </w:tcPr>
+          <w:p>
+            <w:r>
+              <w:rPr>
+                <w:b/>
+              </w:rPr>
+              <w:t>10.81</w:t>
+            </w:r>
+          </w:p>
+        </w:tc>
+      </w:tr>
+      <w:tr>
+        <w:tc>
+          <w:tcPr>
+            <w:tcW w:type="dxa" w:w="2160"/>
+          </w:tcPr>
+          <w:p>
+            <w:r>
+              <w:t>+ phase-amplitude  R_z(2πs)·R_x(θ)</w:t>
+            </w:r>
+          </w:p>
+        </w:tc>
+        <w:tc>
+          <w:tcPr>
+            <w:tcW w:type="dxa" w:w="2160"/>
+          </w:tcPr>
+          <w:p>
+            <w:r>
+              <w:t>1.01</w:t>
+            </w:r>
+          </w:p>
+        </w:tc>
+        <w:tc>
+          <w:tcPr>
+            <w:tcW w:type="dxa" w:w="2160"/>
+          </w:tcPr>
+          <w:p>
+            <w:r>
+              <w:t>2.05</w:t>
+            </w:r>
+          </w:p>
+        </w:tc>
+        <w:tc>
+          <w:tcPr>
+            <w:tcW w:type="dxa" w:w="2160"/>
+          </w:tcPr>
+          <w:p>
+            <w:r>
+              <w:t>3.06</w:t>
+            </w:r>
+          </w:p>
+        </w:tc>
+      </w:tr>
+    </w:tbl>
+    <w:p>
+      <w:r>
+        <w:drawing>
+          <wp:inline xmlns:a="http://schemas.openxmlformats.org/drawingml/2006/main" xmlns:pic="http://schemas.openxmlformats.org/drawingml/2006/picture">
+            <wp:extent cx="5669280" cy="2356933"/>
+            <wp:docPr id="2" name="Picture 2"/>
+            <wp:cNvGraphicFramePr>
+              <a:graphicFrameLocks noChangeAspect="1"/>
+            </wp:cNvGraphicFramePr>
+            <a:graphic>
+              <a:graphicData uri="http://schemas.openxmlformats.org/drawingml/2006/picture">
+                <pic:pic>
+                  <pic:nvPicPr>
+                    <pic:cNvPr id="0" name="fig10_phaseamp.png"/>
+                    <pic:cNvPicPr/>
+                  </pic:nvPicPr>
+                  <pic:blipFill>
+                    <a:blip r:embed="rId10"/>
+                    <a:stretch>
+                      <a:fillRect/>
+                    </a:stretch>
+                  </pic:blipFill>
+                  <pic:spPr>
+                    <a:xfrm>
+                      <a:off x="0" y="0"/>
+                      <a:ext cx="5669280" cy="2356933"/>
+                    </a:xfrm>
+                    <a:prstGeom prst="rect"/>
+                  </pic:spPr>
+                </pic:pic>
+              </a:graphicData>
+            </a:graphic>
+          </wp:inline>
+        </w:drawing>
+      </w:r>
+    </w:p>
+    <w:p>
+      <w:pPr>
+        <w:jc w:val="center"/>
+      </w:pPr>
+      <w:r>
+        <w:rPr>
+          <w:i/>
+          <w:sz w:val="18"/>
+        </w:rPr>
+        <w:t>Figure 10: (A) memory-capacity spectrum, identical settings on both persisted waveforms; (B) representative FID at step 105 — the phase-amp trace is compressed relative to amplitude-only.</w:t>
+      </w:r>
+    </w:p>
+    <w:p>
+      <w:r>
+        <w:rPr>
+          <w:i w:val="0"/>
+        </w:rPr>
+        <w:t>Adding the phase channel reduces total capacity by ≈72% — and it hurts both the linear (−76%) and nonlinear (−69%) components, so it is not a memory-for-nonlinearity trade. The extra R_z(2π·s) rotation collapses the FID dynamic range: it drives the encoded states toward a smaller, more scrambled region of the readout manifold rather than spreading them into new independent directions. For this NMR reservoir and its FID-magnitude/quadrature readout, the phase degree of freedom is not observable in a way that adds reservoir information — it only dilutes the amplitude signal arcsin√ had already placed optimally. Plain amplitude encoding remains the best choice; the second channel is counter-productive here. (Single-seed, quick fidelity, as in §5 limitations; the ≈3.5× gap makes the direction robust to noise.)</w:t>
+      </w:r>
+    </w:p>
+    <w:p>
+      <w:pPr>
         <w:pStyle w:val="Heading1"/>
       </w:pPr>
       <w:r>
@@ -1124,7 +1359,7 @@
         <w:t xml:space="preserve">Future work. </w:t>
       </w:r>
       <w:r>
-        <w:t>(i) Phase-amplitude encoding R_z(2πs)·R_x(θ) — the judging harness scores it automatically. (ii) Learned encoding (GRAPE / gradient optimization): this fixed-function comparison is the empirical baseline for optimizing a parametrized encoding pulse directly; the GPU stepper is autodiff-capable (torch), so an end-to-end differentiable-QRC optimizer is buildable here with the MC metric as objective — a planned dedicated study. (iii) Encoding×feature interaction. (iv) Higher-fidelity, multi-seed confirmation.</w:t>
+        <w:t>(i) Phase-amplitude encoding R_z(2πs)·R_x(θ) — resolved (§4.1): it lowers capacity by ≈72%, so a second (phase) channel is not the way to beat arcsin√ on this system. (ii) Learned encoding (GRAPE / gradient optimization): this fixed-function comparison is the empirical baseline for optimizing a parametrized encoding pulse directly; the GPU stepper is autodiff-capable (torch), so an end-to-end differentiable-QRC optimizer is buildable here with the MC metric as objective — a planned dedicated study. (iii) Encoding×feature interaction. (iv) Higher-fidelity, multi-seed confirmation.</w:t>
       </w:r>
     </w:p>
     <w:p>

--- a/docs/QRC/QRC_Encoding_Study.docx
+++ b/docs/QRC/QRC_Encoding_Study.docx
@@ -1290,6 +1290,249 @@
     </w:p>
     <w:p>
       <w:pPr>
+        <w:pStyle w:val="Heading2"/>
+      </w:pPr>
+      <w:r>
+        <w:t>4.2 Protons-only injection loses the nonlinearity the carbons feed</w:t>
+      </w:r>
+    </w:p>
+    <w:p>
+      <w:r>
+        <w:rPr>
+          <w:i w:val="0"/>
+        </w:rPr>
+        <w:t>The baseline pulses the input into all nine spins. The FID is read out from the five protons (H1–H5, indices 4–8) while the four carbons (C1–C4) act as a spectator bath (§3.1), so a natural question is whether pulsing the bath carbons contributes anything, or whether encoding only into the readout protons (target_qubits=[4,5,6,7,8]) is as good or better. We ran the proton-only variant of the winning encoding and scored it against the all-spins baseline under identical settings:</w:t>
+      </w:r>
+    </w:p>
+    <w:tbl>
+      <w:tblPr>
+        <w:tblStyle w:val="LightGrid-Accent1"/>
+        <w:tblW w:type="auto" w:w="0"/>
+        <w:tblLook w:firstColumn="1" w:firstRow="1" w:lastColumn="0" w:lastRow="0" w:noHBand="0" w:noVBand="1" w:val="04A0"/>
+      </w:tblPr>
+      <w:tblGrid>
+        <w:gridCol w:w="2160"/>
+        <w:gridCol w:w="2160"/>
+        <w:gridCol w:w="2160"/>
+        <w:gridCol w:w="2160"/>
+      </w:tblGrid>
+      <w:tr>
+        <w:tc>
+          <w:tcPr>
+            <w:tcW w:type="dxa" w:w="2160"/>
+          </w:tcPr>
+          <w:p>
+            <w:r>
+              <w:rPr>
+                <w:b/>
+              </w:rPr>
+              <w:t>arcsin_sqrt injection</w:t>
+            </w:r>
+          </w:p>
+        </w:tc>
+        <w:tc>
+          <w:tcPr>
+            <w:tcW w:type="dxa" w:w="2160"/>
+          </w:tcPr>
+          <w:p>
+            <w:r>
+              <w:rPr>
+                <w:b/>
+              </w:rPr>
+              <w:t>linear MC</w:t>
+            </w:r>
+          </w:p>
+        </w:tc>
+        <w:tc>
+          <w:tcPr>
+            <w:tcW w:type="dxa" w:w="2160"/>
+          </w:tcPr>
+          <w:p>
+            <w:r>
+              <w:rPr>
+                <w:b/>
+              </w:rPr>
+              <w:t>nonlinear MC</w:t>
+            </w:r>
+          </w:p>
+        </w:tc>
+        <w:tc>
+          <w:tcPr>
+            <w:tcW w:type="dxa" w:w="2160"/>
+          </w:tcPr>
+          <w:p>
+            <w:r>
+              <w:rPr>
+                <w:b/>
+              </w:rPr>
+              <w:t>total MC</w:t>
+            </w:r>
+          </w:p>
+        </w:tc>
+      </w:tr>
+      <w:tr>
+        <w:tc>
+          <w:tcPr>
+            <w:tcW w:type="dxa" w:w="2160"/>
+          </w:tcPr>
+          <w:p>
+            <w:r>
+              <w:rPr>
+                <w:b/>
+              </w:rPr>
+              <w:t>all 9 spins (baseline)</w:t>
+            </w:r>
+          </w:p>
+        </w:tc>
+        <w:tc>
+          <w:tcPr>
+            <w:tcW w:type="dxa" w:w="2160"/>
+          </w:tcPr>
+          <w:p>
+            <w:r>
+              <w:rPr>
+                <w:b/>
+              </w:rPr>
+              <w:t>4.25</w:t>
+            </w:r>
+          </w:p>
+        </w:tc>
+        <w:tc>
+          <w:tcPr>
+            <w:tcW w:type="dxa" w:w="2160"/>
+          </w:tcPr>
+          <w:p>
+            <w:r>
+              <w:rPr>
+                <w:b/>
+              </w:rPr>
+              <w:t>6.55</w:t>
+            </w:r>
+          </w:p>
+        </w:tc>
+        <w:tc>
+          <w:tcPr>
+            <w:tcW w:type="dxa" w:w="2160"/>
+          </w:tcPr>
+          <w:p>
+            <w:r>
+              <w:rPr>
+                <w:b/>
+              </w:rPr>
+              <w:t>10.81</w:t>
+            </w:r>
+          </w:p>
+        </w:tc>
+      </w:tr>
+      <w:tr>
+        <w:tc>
+          <w:tcPr>
+            <w:tcW w:type="dxa" w:w="2160"/>
+          </w:tcPr>
+          <w:p>
+            <w:r>
+              <w:t>protons only [H1–H5]</w:t>
+            </w:r>
+          </w:p>
+        </w:tc>
+        <w:tc>
+          <w:tcPr>
+            <w:tcW w:type="dxa" w:w="2160"/>
+          </w:tcPr>
+          <w:p>
+            <w:r>
+              <w:t>4.26</w:t>
+            </w:r>
+          </w:p>
+        </w:tc>
+        <w:tc>
+          <w:tcPr>
+            <w:tcW w:type="dxa" w:w="2160"/>
+          </w:tcPr>
+          <w:p>
+            <w:r>
+              <w:t>4.02</w:t>
+            </w:r>
+          </w:p>
+        </w:tc>
+        <w:tc>
+          <w:tcPr>
+            <w:tcW w:type="dxa" w:w="2160"/>
+          </w:tcPr>
+          <w:p>
+            <w:r>
+              <w:t>8.28</w:t>
+            </w:r>
+          </w:p>
+        </w:tc>
+      </w:tr>
+    </w:tbl>
+    <w:p>
+      <w:r>
+        <w:drawing>
+          <wp:inline xmlns:a="http://schemas.openxmlformats.org/drawingml/2006/main" xmlns:pic="http://schemas.openxmlformats.org/drawingml/2006/picture">
+            <wp:extent cx="5669280" cy="2356933"/>
+            <wp:docPr id="3" name="Picture 3"/>
+            <wp:cNvGraphicFramePr>
+              <a:graphicFrameLocks noChangeAspect="1"/>
+            </wp:cNvGraphicFramePr>
+            <a:graphic>
+              <a:graphicData uri="http://schemas.openxmlformats.org/drawingml/2006/picture">
+                <pic:pic>
+                  <pic:nvPicPr>
+                    <pic:cNvPr id="0" name="fig11_protons.png"/>
+                    <pic:cNvPicPr/>
+                  </pic:nvPicPr>
+                  <pic:blipFill>
+                    <a:blip r:embed="rId11"/>
+                    <a:stretch>
+                      <a:fillRect/>
+                    </a:stretch>
+                  </pic:blipFill>
+                  <pic:spPr>
+                    <a:xfrm>
+                      <a:off x="0" y="0"/>
+                      <a:ext cx="5669280" cy="2356933"/>
+                    </a:xfrm>
+                    <a:prstGeom prst="rect"/>
+                  </pic:spPr>
+                </pic:pic>
+              </a:graphicData>
+            </a:graphic>
+          </wp:inline>
+        </w:drawing>
+      </w:r>
+    </w:p>
+    <w:p>
+      <w:pPr>
+        <w:jc w:val="center"/>
+      </w:pPr>
+      <w:r>
+        <w:rPr>
+          <w:i/>
+          <w:sz w:val="18"/>
+        </w:rPr>
+        <w:t>Figure 11: (A) memory-capacity spectrum, identical settings; (B) representative FID — the single-trace envelopes are similar; the difference is in the cross-input nonlinear structure, not the waveform shape.</w:t>
+      </w:r>
+    </w:p>
+    <w:p>
+      <w:r>
+        <w:rPr>
+          <w:i w:val="0"/>
+        </w:rPr>
+        <w:t>The result is a clean dissociation: linear memory is unchanged (4.25 → 4.26), but nonlinear capacity drops ≈39% (6.55 → 4.02), for a −23% total. The two spin groups play distinct roles. The linear memory lives on the protons (the readout nuclei), so injecting the input directly into them or into the carbons-then-coupling-in are equally good for remembering past inputs. But the carbons supply nonlinearity: driving the bath carbons pushes the input through the inter-nuclear J-couplings before it reaches the detected protons — an extra layer of coupled evolution that mixes and multiplies past inputs, exactly what a reservoir needs. Removing carbon injection removes that layer. All-spins injection is therefore better, and the 'spectator' carbons are not merely a bath term to optimize away at the encoding stage — they are an active nonlinear resource.</w:t>
+      </w:r>
+    </w:p>
+    <w:p>
+      <w:r>
+        <w:rPr>
+          <w:i w:val="0"/>
+        </w:rPr>
+        <w:t>Phase-2 summary. Across the three sub-questions — which function (§4), amplitude vs. phase-amplitude (§4.1), and all-spins vs. protons-only (§4.2) — the answer is consistent: arcsin_sqrt amplitude encoding into all nine spins is the best configuration. The two ways of adding structure beyond it both reduce capacity, and both do so by losing nonlinearity rather than memory.</w:t>
+      </w:r>
+    </w:p>
+    <w:p>
+      <w:pPr>
         <w:pStyle w:val="Heading1"/>
       </w:pPr>
       <w:r>

--- a/docs/QRC/QRC_Encoding_Study.docx
+++ b/docs/QRC/QRC_Encoding_Study.docx
@@ -1602,7 +1602,7 @@
         <w:t xml:space="preserve">Future work. </w:t>
       </w:r>
       <w:r>
-        <w:t>(i) Phase-amplitude encoding R_z(2πs)·R_x(θ) — resolved (§4.1): it lowers capacity by ≈72%, so a second (phase) channel is not the way to beat arcsin√ on this system. (ii) Learned encoding (GRAPE / gradient optimization): this fixed-function comparison is the empirical baseline for optimizing a parametrized encoding pulse directly; the GPU stepper is autodiff-capable (torch), so an end-to-end differentiable-QRC optimizer is buildable here with the MC metric as objective — a planned dedicated study. (iii) Encoding×feature interaction. (iv) Higher-fidelity, multi-seed confirmation.</w:t>
+        <w:t>(i) Phase-amplitude encoding R_z(2πs)·R_x(θ) — resolved (§4.1): it lowers capacity by ≈72%, so a second (phase) channel is not the way to beat arcsin√ on this system. (ii) Learned encoding (gradient optimization) — resolved in §6: a gradient-learned per-spin encoding beats arcsin√ by ~40% on an encoding-sensitive task at 6 spins. (iii) Encoding×feature interaction. (iv) Higher-fidelity, multi-seed confirmation.</w:t>
       </w:r>
     </w:p>
     <w:p>
@@ -1610,7 +1610,309 @@
         <w:pStyle w:val="Heading1"/>
       </w:pPr>
       <w:r>
-        <w:t>6. Reproducibility</w:t>
+        <w:t>6. Beyond fixed encodings: a gradient-learned per-spin encoding</w:t>
+      </w:r>
+    </w:p>
+    <w:p>
+      <w:r>
+        <w:rPr>
+          <w:i w:val="0"/>
+        </w:rPr>
+        <w:t>The comparison so far ranks hand-designed encodings and finds arcsin√ best. The next question is whether a gradient-learned encoding can beat it. We make the reservoir step differentiable and train an encoding network by gradient descent through the quantum evolution (the 'molecule as a Quantum Neural ODE'; full methodology + the real-hardware gradient are in the companion QRC_Learnable_Encoding_Concept document).</w:t>
+      </w:r>
+    </w:p>
+    <w:p>
+      <w:pPr>
+        <w:pStyle w:val="Heading2"/>
+      </w:pPr>
+      <w:r>
+        <w:t>6.1 Method</w:t>
+      </w:r>
+    </w:p>
+    <w:p>
+      <w:r>
+        <w:rPr>
+          <w:i w:val="0"/>
+        </w:rPr>
+        <w:t>What is trained: only the encoding network W (a small MLP s → pulse angles) is gradient-trained (Adam). The Hamiltonian and dissipation are fixed by the molecule (the 'hidden layers'); the readout is a closed-form ridge (differentiable). Autograd through the Lindblad evolution was verified against finite differences to ~1e-9 (complex128) and independently reproduced by the hardware parameter-shift rule in simulation to machine precision. Two encodings are learned: a global angle θ(s) (arcsin√'s structure) and a per-spin angle vector θᵢ(s) (frequency-selective — each spin its own learned map, which a global pulse cannot express).</w:t>
+      </w:r>
+    </w:p>
+    <w:p>
+      <w:r>
+        <w:rPr>
+          <w:i w:val="0"/>
+        </w:rPr>
+        <w:t>Task and cost: NARMA-2, deliberately not NARMA-10. NARMA-10 is memory-dominated (its difficulty is a 10-step autoregression), and memory lives in the fixed reservoir, so the encoding has almost no leverage there; NARMA-2 has short memory but a strong cubic input nonlinearity, so the encoding is the bottleneck — the fair test. Cost = NMSE via ridge on a leakage-free 3-way split (readout fit on train, encoder optimized on validation, test NMSE the held-out verdict). A dense exact-propagator formulation of the differentiable step makes the 6-spin runs ~1000× faster (minutes).</w:t>
+      </w:r>
+    </w:p>
+    <w:p>
+      <w:pPr>
+        <w:pStyle w:val="Heading2"/>
+      </w:pPr>
+      <w:r>
+        <w:t>6.2 Result — per-spin learning beats arcsin√ (6 spins, 5 seeds)</w:t>
+      </w:r>
+    </w:p>
+    <w:tbl>
+      <w:tblPr>
+        <w:tblStyle w:val="LightGrid-Accent1"/>
+        <w:tblW w:type="auto" w:w="0"/>
+        <w:tblLook w:firstColumn="1" w:firstRow="1" w:lastColumn="0" w:lastRow="0" w:noHBand="0" w:noVBand="1" w:val="04A0"/>
+      </w:tblPr>
+      <w:tblGrid>
+        <w:gridCol w:w="2880"/>
+        <w:gridCol w:w="2880"/>
+        <w:gridCol w:w="2880"/>
+      </w:tblGrid>
+      <w:tr>
+        <w:tc>
+          <w:tcPr>
+            <w:tcW w:type="dxa" w:w="2880"/>
+          </w:tcPr>
+          <w:p>
+            <w:r>
+              <w:rPr>
+                <w:b/>
+              </w:rPr>
+              <w:t>encoding</w:t>
+            </w:r>
+          </w:p>
+        </w:tc>
+        <w:tc>
+          <w:tcPr>
+            <w:tcW w:type="dxa" w:w="2880"/>
+          </w:tcPr>
+          <w:p>
+            <w:r>
+              <w:rPr>
+                <w:b/>
+              </w:rPr>
+              <w:t>NARMA-2 test NMSE (5 seeds)</w:t>
+            </w:r>
+          </w:p>
+        </w:tc>
+        <w:tc>
+          <w:tcPr>
+            <w:tcW w:type="dxa" w:w="2880"/>
+          </w:tcPr>
+          <w:p>
+            <w:r>
+              <w:rPr>
+                <w:b/>
+              </w:rPr>
+              <w:t>vs arcsin√</w:t>
+            </w:r>
+          </w:p>
+        </w:tc>
+      </w:tr>
+      <w:tr>
+        <w:tc>
+          <w:tcPr>
+            <w:tcW w:type="dxa" w:w="2880"/>
+          </w:tcPr>
+          <w:p>
+            <w:r>
+              <w:rPr>
+                <w:b/>
+              </w:rPr>
+              <w:t>arcsin√ (baseline)</w:t>
+            </w:r>
+          </w:p>
+        </w:tc>
+        <w:tc>
+          <w:tcPr>
+            <w:tcW w:type="dxa" w:w="2880"/>
+          </w:tcPr>
+          <w:p>
+            <w:r>
+              <w:rPr>
+                <w:b/>
+              </w:rPr>
+              <w:t>0.42 ± 0.06</w:t>
+            </w:r>
+          </w:p>
+        </w:tc>
+        <w:tc>
+          <w:tcPr>
+            <w:tcW w:type="dxa" w:w="2880"/>
+          </w:tcPr>
+          <w:p>
+            <w:r>
+              <w:rPr>
+                <w:b/>
+              </w:rPr>
+              <w:t>—</w:t>
+            </w:r>
+          </w:p>
+        </w:tc>
+      </w:tr>
+      <w:tr>
+        <w:tc>
+          <w:tcPr>
+            <w:tcW w:type="dxa" w:w="2880"/>
+          </w:tcPr>
+          <w:p>
+            <w:r>
+              <w:t>learned global</w:t>
+            </w:r>
+          </w:p>
+        </w:tc>
+        <w:tc>
+          <w:tcPr>
+            <w:tcW w:type="dxa" w:w="2880"/>
+          </w:tcPr>
+          <w:p>
+            <w:r>
+              <w:t>0.78 ± 0.59</w:t>
+            </w:r>
+          </w:p>
+        </w:tc>
+        <w:tc>
+          <w:tcPr>
+            <w:tcW w:type="dxa" w:w="2880"/>
+          </w:tcPr>
+          <w:p>
+            <w:r>
+              <w:t>unreliable</w:t>
+            </w:r>
+          </w:p>
+        </w:tc>
+      </w:tr>
+      <w:tr>
+        <w:tc>
+          <w:tcPr>
+            <w:tcW w:type="dxa" w:w="2880"/>
+          </w:tcPr>
+          <w:p>
+            <w:r>
+              <w:t>learned per-spin</w:t>
+            </w:r>
+          </w:p>
+        </w:tc>
+        <w:tc>
+          <w:tcPr>
+            <w:tcW w:type="dxa" w:w="2880"/>
+          </w:tcPr>
+          <w:p>
+            <w:r>
+              <w:t>0.25 ± 0.11</w:t>
+            </w:r>
+          </w:p>
+        </w:tc>
+        <w:tc>
+          <w:tcPr>
+            <w:tcW w:type="dxa" w:w="2880"/>
+          </w:tcPr>
+          <w:p>
+            <w:r>
+              <w:t>−40%, beats 4/5 seeds</w:t>
+            </w:r>
+          </w:p>
+        </w:tc>
+      </w:tr>
+    </w:tbl>
+    <w:p>
+      <w:r>
+        <w:drawing>
+          <wp:inline xmlns:a="http://schemas.openxmlformats.org/drawingml/2006/main" xmlns:pic="http://schemas.openxmlformats.org/drawingml/2006/picture">
+            <wp:extent cx="5669280" cy="3029314"/>
+            <wp:docPr id="4" name="Picture 4"/>
+            <wp:cNvGraphicFramePr>
+              <a:graphicFrameLocks noChangeAspect="1"/>
+            </wp:cNvGraphicFramePr>
+            <a:graphic>
+              <a:graphicData uri="http://schemas.openxmlformats.org/drawingml/2006/picture">
+                <pic:pic>
+                  <pic:nvPicPr>
+                    <pic:cNvPr id="0" name="fig15_6spin_multiseed.png"/>
+                    <pic:cNvPicPr/>
+                  </pic:nvPicPr>
+                  <pic:blipFill>
+                    <a:blip r:embed="rId12"/>
+                    <a:stretch>
+                      <a:fillRect/>
+                    </a:stretch>
+                  </pic:blipFill>
+                  <pic:spPr>
+                    <a:xfrm>
+                      <a:off x="0" y="0"/>
+                      <a:ext cx="5669280" cy="3029314"/>
+                    </a:xfrm>
+                    <a:prstGeom prst="rect"/>
+                  </pic:spPr>
+                </pic:pic>
+              </a:graphicData>
+            </a:graphic>
+          </wp:inline>
+        </w:drawing>
+      </w:r>
+    </w:p>
+    <w:p>
+      <w:pPr>
+        <w:jc w:val="center"/>
+      </w:pPr>
+      <w:r>
+        <w:rPr>
+          <w:i/>
+          <w:sz w:val="18"/>
+        </w:rPr>
+        <w:t>Figure 15: NARMA-2 test NMSE over 5 seeds. Per-spin learning beats arcsin√ in 4/5 seeds (~40% mean, paired t≈−3.0, p≈0.04), robust to the optimizer recipe; learned global is unreliable.</w:t>
+      </w:r>
+    </w:p>
+    <w:p>
+      <w:pPr>
+        <w:pStyle w:val="ListBullet"/>
+      </w:pPr>
+      <w:r>
+        <w:t>Per-spin learnable encoding beats arcsin√ — ~40% lower NARMA-2 error, 4/5 seeds, paired p≈0.04, and optimizer-robust (same verdict under loose lr 0.04 and a stabilized lr 0.02 + grad-clip + best-val optimizer). First case in this study where any encoding beats arcsin√.</w:t>
+      </w:r>
+    </w:p>
+    <w:p>
+      <w:pPr>
+        <w:pStyle w:val="ListBullet"/>
+      </w:pPr>
+      <w:r>
+        <w:t>The win is the per-spin (frequency-selective) degree of freedom, not 'learning' per se: a learned global angle map only marginally beats arcsin√ and its training is unreliable (diverges to ≈4× a mean-predictor on some seeds, regardless of LR/clipping). Only giving each spin its own learned input map — which arcsin√'s global pulse cannot — reliably helps.</w:t>
+      </w:r>
+    </w:p>
+    <w:p>
+      <w:pPr>
+        <w:pStyle w:val="ListBullet"/>
+      </w:pPr>
+      <w:r>
+        <w:t>It is conditional, not universal: the advantage appears only for an encoding-sensitive task (NARMA-2) AND a rich enough reservoir. At 3 spins, with a global learned encoding, or on a memory-bound task, learning merely ties arcsin√. One 6-spin seed also only tied.</w:t>
+      </w:r>
+    </w:p>
+    <w:p>
+      <w:pPr>
+        <w:pStyle w:val="Heading2"/>
+      </w:pPr>
+      <w:r>
+        <w:t>6.3 Interpretation and limits</w:t>
+      </w:r>
+    </w:p>
+    <w:p>
+      <w:r>
+        <w:rPr>
+          <w:i w:val="0"/>
+        </w:rPr>
+        <w:t>The result matches the §5 mechanism: arcsin√ is the optimal global amplitude map, so learning a global map cannot beat it by much (and is unstable). A per-spin encoding injects the input into different spins with different nonlinear maps, building a richer, higher-dimensional input embedding than any single global rotation — and on a task whose difficulty is the input nonlinearity (NARMA-2), that converts directly into lower error. It does nothing for memory-bound tasks, where the fixed reservoir is the bottleneck.</w:t>
+      </w:r>
+    </w:p>
+    <w:p>
+      <w:r>
+        <w:rPr>
+          <w:i w:val="0"/>
+        </w:rPr>
+        <w:t>Limits: (i) 6 spins — the full 9-spin system is out of reach for reverse-mode backprop (stiff dynamics need ~5300 sub-steps → ~200 GB autograd graph per input-step, measured); a 9-spin test needs the adjoint method, gradient checkpointing, or the memory-free hardware parameter-shift rule. (ii) Seed variance — one of five seeds tied. (iii) One task family (NARMA-2). (iv) The hardware realization (parameter-shift rule on a real spectrometer) is designed and validated in simulation but not yet run.</w:t>
+      </w:r>
+    </w:p>
+    <w:p>
+      <w:pPr>
+        <w:pStyle w:val="Heading1"/>
+      </w:pPr>
+      <w:r>
+        <w:t>7. Reproducibility</w:t>
       </w:r>
     </w:p>
     <w:p>

--- a/docs/QRC/QRC_Encoding_Study.docx
+++ b/docs/QRC/QRC_Encoding_Study.docx
@@ -1912,7 +1912,373 @@
         <w:pStyle w:val="Heading1"/>
       </w:pPr>
       <w:r>
-        <w:t>7. Reproducibility</w:t>
+        <w:t>7. The output side: correlation readout and the decoherence limit</w:t>
+      </w:r>
+    </w:p>
+    <w:p>
+      <w:r>
+        <w:rPr>
+          <w:i w:val="0"/>
+        </w:rPr>
+        <w:t>§6 improved the input (encoding); the complementary lever is the readout. The standard QRC readout takes single-qubit observables &lt;sigma_i&gt;, discarding almost all of the 2^n-dim joint state n coupled qubits can hold. Reading multi-qubit correlations &lt;sigma_i sigma_j&gt; accesses the joint (entangled) state. On the 6-spin reservoir (fixed arcsin√, NARMA-2) we measured effective dimensionality (participation ratio of the feature covariance) and task NMSE:</w:t>
+      </w:r>
+    </w:p>
+    <w:tbl>
+      <w:tblPr>
+        <w:tblStyle w:val="LightGrid-Accent1"/>
+        <w:tblW w:type="auto" w:w="0"/>
+        <w:tblLook w:firstColumn="1" w:firstRow="1" w:lastColumn="0" w:lastRow="0" w:noHBand="0" w:noVBand="1" w:val="04A0"/>
+      </w:tblPr>
+      <w:tblGrid>
+        <w:gridCol w:w="2880"/>
+        <w:gridCol w:w="2880"/>
+        <w:gridCol w:w="2880"/>
+      </w:tblGrid>
+      <w:tr>
+        <w:tc>
+          <w:tcPr>
+            <w:tcW w:type="dxa" w:w="2880"/>
+          </w:tcPr>
+          <w:p>
+            <w:r>
+              <w:rPr>
+                <w:b/>
+              </w:rPr>
+              <w:t>readout / drive</w:t>
+            </w:r>
+          </w:p>
+        </w:tc>
+        <w:tc>
+          <w:tcPr>
+            <w:tcW w:type="dxa" w:w="2880"/>
+          </w:tcPr>
+          <w:p>
+            <w:r>
+              <w:rPr>
+                <w:b/>
+              </w:rPr>
+              <w:t>effective dim</w:t>
+            </w:r>
+          </w:p>
+        </w:tc>
+        <w:tc>
+          <w:tcPr>
+            <w:tcW w:type="dxa" w:w="2880"/>
+          </w:tcPr>
+          <w:p>
+            <w:r>
+              <w:rPr>
+                <w:b/>
+              </w:rPr>
+              <w:t>NARMA-2 test NMSE</w:t>
+            </w:r>
+          </w:p>
+        </w:tc>
+      </w:tr>
+      <w:tr>
+        <w:tc>
+          <w:tcPr>
+            <w:tcW w:type="dxa" w:w="2880"/>
+          </w:tcPr>
+          <w:p>
+            <w:r>
+              <w:rPr>
+                <w:b/>
+              </w:rPr>
+              <w:t>single-qubit, baseline τ</w:t>
+            </w:r>
+          </w:p>
+        </w:tc>
+        <w:tc>
+          <w:tcPr>
+            <w:tcW w:type="dxa" w:w="2880"/>
+          </w:tcPr>
+          <w:p>
+            <w:r>
+              <w:rPr>
+                <w:b/>
+              </w:rPr>
+              <w:t>1.4</w:t>
+            </w:r>
+          </w:p>
+        </w:tc>
+        <w:tc>
+          <w:tcPr>
+            <w:tcW w:type="dxa" w:w="2880"/>
+          </w:tcPr>
+          <w:p>
+            <w:r>
+              <w:rPr>
+                <w:b/>
+              </w:rPr>
+              <w:t>0.373</w:t>
+            </w:r>
+          </w:p>
+        </w:tc>
+      </w:tr>
+      <w:tr>
+        <w:tc>
+          <w:tcPr>
+            <w:tcW w:type="dxa" w:w="2880"/>
+          </w:tcPr>
+          <w:p>
+            <w:r>
+              <w:t>+2-body correlations, baseline τ</w:t>
+            </w:r>
+          </w:p>
+        </w:tc>
+        <w:tc>
+          <w:tcPr>
+            <w:tcW w:type="dxa" w:w="2880"/>
+          </w:tcPr>
+          <w:p>
+            <w:r>
+              <w:t>1.8</w:t>
+            </w:r>
+          </w:p>
+        </w:tc>
+        <w:tc>
+          <w:tcPr>
+            <w:tcW w:type="dxa" w:w="2880"/>
+          </w:tcPr>
+          <w:p>
+            <w:r>
+              <w:t>0.304</w:t>
+            </w:r>
+          </w:p>
+        </w:tc>
+      </w:tr>
+      <w:tr>
+        <w:tc>
+          <w:tcPr>
+            <w:tcW w:type="dxa" w:w="2880"/>
+          </w:tcPr>
+          <w:p>
+            <w:r>
+              <w:t>single-qubit, long τ</w:t>
+            </w:r>
+          </w:p>
+        </w:tc>
+        <w:tc>
+          <w:tcPr>
+            <w:tcW w:type="dxa" w:w="2880"/>
+          </w:tcPr>
+          <w:p>
+            <w:r>
+              <w:t>1.1</w:t>
+            </w:r>
+          </w:p>
+        </w:tc>
+        <w:tc>
+          <w:tcPr>
+            <w:tcW w:type="dxa" w:w="2880"/>
+          </w:tcPr>
+          <w:p>
+            <w:r>
+              <w:t>0.334</w:t>
+            </w:r>
+          </w:p>
+        </w:tc>
+      </w:tr>
+      <w:tr>
+        <w:tc>
+          <w:tcPr>
+            <w:tcW w:type="dxa" w:w="2880"/>
+          </w:tcPr>
+          <w:p>
+            <w:r>
+              <w:t>+2-body correlations, long τ</w:t>
+            </w:r>
+          </w:p>
+        </w:tc>
+        <w:tc>
+          <w:tcPr>
+            <w:tcW w:type="dxa" w:w="2880"/>
+          </w:tcPr>
+          <w:p>
+            <w:r>
+              <w:t>1.1</w:t>
+            </w:r>
+          </w:p>
+        </w:tc>
+        <w:tc>
+          <w:tcPr>
+            <w:tcW w:type="dxa" w:w="2880"/>
+          </w:tcPr>
+          <w:p>
+            <w:r>
+              <w:t>0.207</w:t>
+            </w:r>
+          </w:p>
+        </w:tc>
+      </w:tr>
+    </w:tbl>
+    <w:p>
+      <w:r>
+        <w:drawing>
+          <wp:inline xmlns:a="http://schemas.openxmlformats.org/drawingml/2006/main" xmlns:pic="http://schemas.openxmlformats.org/drawingml/2006/picture">
+            <wp:extent cx="5669280" cy="2360651"/>
+            <wp:docPr id="5" name="Picture 5"/>
+            <wp:cNvGraphicFramePr>
+              <a:graphicFrameLocks noChangeAspect="1"/>
+            </wp:cNvGraphicFramePr>
+            <a:graphic>
+              <a:graphicData uri="http://schemas.openxmlformats.org/drawingml/2006/picture">
+                <pic:pic>
+                  <pic:nvPicPr>
+                    <pic:cNvPr id="0" name="fig16_correlation_readout.png"/>
+                    <pic:cNvPicPr/>
+                  </pic:nvPicPr>
+                  <pic:blipFill>
+                    <a:blip r:embed="rId13"/>
+                    <a:stretch>
+                      <a:fillRect/>
+                    </a:stretch>
+                  </pic:blipFill>
+                  <pic:spPr>
+                    <a:xfrm>
+                      <a:off x="0" y="0"/>
+                      <a:ext cx="5669280" cy="2360651"/>
+                    </a:xfrm>
+                    <a:prstGeom prst="rect"/>
+                  </pic:spPr>
+                </pic:pic>
+              </a:graphicData>
+            </a:graphic>
+          </wp:inline>
+        </w:drawing>
+      </w:r>
+    </w:p>
+    <w:p>
+      <w:pPr>
+        <w:jc w:val="center"/>
+      </w:pPr>
+      <w:r>
+        <w:rPr>
+          <w:i/>
+          <w:sz w:val="18"/>
+        </w:rPr>
+        <w:t>Figure 16: correlation readout lowers NARMA-2 error (~44% best case) but effective dimensionality stays ~1-2; longer coherent evolution reduces it further.</w:t>
+      </w:r>
+    </w:p>
+    <w:p>
+      <w:pPr>
+        <w:pStyle w:val="ListBullet"/>
+      </w:pPr>
+      <w:r>
+        <w:t>Correlation readout genuinely helps: NARMA-2 NMSE 0.373 -&gt; 0.207 (~44%). Reading the joint state extracts information single-qubit readout throws away -- a real, cheap performance lever, comparable to the learned encoding.</w:t>
+      </w:r>
+    </w:p>
+    <w:p>
+      <w:pPr>
+        <w:pStyle w:val="ListBullet"/>
+      </w:pPr>
+      <w:r>
+        <w:t>But effective dimensionality stays ~1-2: even with 126 correlation features the reservoir lives in ~1-2 directions. The 2^n space is NOT used; the parallel qubits are not an exponential resource here.</w:t>
+      </w:r>
+    </w:p>
+    <w:p>
+      <w:r>
+        <w:rPr>
+          <w:i w:val="0"/>
+        </w:rPr>
+        <w:t>Mechanism: more coherent evolution LOWERED effective dim (1.4 -&gt; 1.1). Decoherence (T2) collapses the state faster than the moderate Ising dynamics spread it across the 2^n space. The two resources -- many qubits (width) and coherence time (depth) -- are in TENSION, not additive: on crotonic-acid NMR the reservoir loses the entangling-vs-decoherence race, which is the mechanistic reason effective dimensionality is ~1. An exponential-width advantage needs T2 x coupling large enough to populate the space before it decoheres -- longer coherence and/or stronger, faster couplings than this molecule provides.</w:t>
+      </w:r>
+    </w:p>
+    <w:p>
+      <w:pPr>
+        <w:pStyle w:val="Heading1"/>
+      </w:pPr>
+      <w:r>
+        <w:t>8. Where quantum stands: the classical comparison</w:t>
+      </w:r>
+    </w:p>
+    <w:p>
+      <w:r>
+        <w:rPr>
+          <w:i w:val="0"/>
+        </w:rPr>
+        <w:t>An encoding/readout improvement matters only if the substrate is worth using. We compared the quantum reservoir against two different classes of classical model.</w:t>
+      </w:r>
+    </w:p>
+    <w:p>
+      <w:r>
+        <w:rPr>
+          <w:i w:val="0"/>
+        </w:rPr>
+        <w:t>vs. a classical RESERVOIR (ESN) -- the fair, same-paradigm comparison. Both use fixed dynamics + a trained linear readout. On real weather forecasting (Delhi climate; our sim reproduced against Hou et al. 2026, ESN baselines 500-10000 nodes) the quantum reservoir matches or beats the ESN, most clearly at long horizons for temperature (R2 ~0.8 at 45 days vs ESN ~0.4-0.7). As a reservoir, the quantum system is competitive-to-better on a real task. (Caveats: the core curve is partly digitized from the paper; ESN tuning and matched conditions warrant independent verification.)</w:t>
+      </w:r>
+    </w:p>
+    <w:p>
+      <w:r>
+        <w:drawing>
+          <wp:inline xmlns:a="http://schemas.openxmlformats.org/drawingml/2006/main" xmlns:pic="http://schemas.openxmlformats.org/drawingml/2006/picture">
+            <wp:extent cx="5669280" cy="2378719"/>
+            <wp:docPr id="6" name="Picture 6"/>
+            <wp:cNvGraphicFramePr>
+              <a:graphicFrameLocks noChangeAspect="1"/>
+            </wp:cNvGraphicFramePr>
+            <a:graphic>
+              <a:graphicData uri="http://schemas.openxmlformats.org/drawingml/2006/picture">
+                <pic:pic>
+                  <pic:nvPicPr>
+                    <pic:cNvPr id="0" name="fig6_weather_sim_vs_expt.png"/>
+                    <pic:cNvPicPr/>
+                  </pic:nvPicPr>
+                  <pic:blipFill>
+                    <a:blip r:embed="rId14"/>
+                    <a:stretch>
+                      <a:fillRect/>
+                    </a:stretch>
+                  </pic:blipFill>
+                  <pic:spPr>
+                    <a:xfrm>
+                      <a:off x="0" y="0"/>
+                      <a:ext cx="5669280" cy="2378719"/>
+                    </a:xfrm>
+                    <a:prstGeom prst="rect"/>
+                  </pic:spPr>
+                </pic:pic>
+              </a:graphicData>
+            </a:graphic>
+          </wp:inline>
+        </w:drawing>
+      </w:r>
+    </w:p>
+    <w:p>
+      <w:pPr>
+        <w:jc w:val="center"/>
+      </w:pPr>
+      <w:r>
+        <w:rPr>
+          <w:i/>
+          <w:sz w:val="18"/>
+        </w:rPr>
+        <w:t>Figure 6: weather forecasting R2 vs horizon -- quantum reservoir (QRC) vs classical ESN, simulation and experiment (Hou et al. 2026).</w:t>
+      </w:r>
+    </w:p>
+    <w:p>
+      <w:r>
+        <w:rPr>
+          <w:i w:val="0"/>
+        </w:rPr>
+        <w:t>vs. a TRAINED-recurrence model (RNN/LSTM) -- a harder, different bar. On the deterministic NARMA-2 a small trained feedback RNN reaches NMSE 0.011 (~20x better than the quantum reservoir's 0.216); a classical ESN would lose to it too. This is a limitation of reservoir computing in general, not of quantum specifically. Two controls confirm it and guard against over-claiming: (a) windowed encoding beats arcsin√ on NARMA-10 but a classical linear ridge on the same window matches it -- the win is the classical window; (b) a closed-loop feedback controller reaches 0.137, but with the quantum memory disabled (τ→0) the classical feedback loop alone reaches 0.011 -- it is a classical RNN, quantum memory redundant. The τ→0 ablation separates genuine quantum-mediated results (the §6 open-loop encoding, which collapses to a mean-predictor without the reservoir) from classically-explainable ones.</w:t>
+      </w:r>
+    </w:p>
+    <w:p>
+      <w:r>
+        <w:rPr>
+          <w:i w:val="0"/>
+        </w:rPr>
+        <w:t>The honest bound. (i) Learned per-spin encoding and correlation readout are real, quantum-mediated improvements to the quantum reservoir (§6, §7). (ii) As a reservoir, the quantum system beats a classical reservoir (ESN) on real forecasting (§8). (iii) It is NOT competitive with a trained RNN/LSTM on classical-friendly tasks -- and cannot be, because it is decoherence-limited to effective dimension ~1 (§7). A quantum ADVANTAGE (not merely a quantum improvement) must be sought where classical models cannot cheaply reach: tasks needing the exponential state space, quantum-native/quantum-sensor data, or hardware/energy-efficiency arguments -- on a platform whose coherence outlasts its entangling dynamics.</w:t>
+      </w:r>
+    </w:p>
+    <w:p>
+      <w:pPr>
+        <w:pStyle w:val="Heading1"/>
+      </w:pPr>
+      <w:r>
+        <w:t>9. Reproducibility</w:t>
       </w:r>
     </w:p>
     <w:p>

--- a/docs/QRC/QRC_Encoding_Study.docx
+++ b/docs/QRC/QRC_Encoding_Study.docx
@@ -2202,6 +2202,436 @@
       </w:r>
     </w:p>
     <w:p>
+      <w:pPr>
+        <w:pStyle w:val="Heading2"/>
+      </w:pPr>
+      <w:r>
+        <w:t>8.1 The Quantum RNN (closed-loop quantum-memory RNN)</w:t>
+      </w:r>
+    </w:p>
+    <w:p>
+      <w:r>
+        <w:rPr>
+          <w:i w:val="0"/>
+        </w:rPr>
+        <w:t>A quantum reservoir is already a recurrent network: the density matrix rho_t is the hidden state and the Lindblad evolution rho_t = exp(tau L) U(theta_t) rho_{t-1} U(theta_t)^dag is the recurrence -- one fixed cell (encode -&gt; evolve -&gt; read) reused every timestep, the physics playing the role of shared, untrained recurrent weights. The learnable-encoding work of section 6 is thus a vanilla quantum RNN with a trained input map.</w:t>
+      </w:r>
+    </w:p>
+    <w:p>
+      <w:r>
+        <w:rPr>
+          <w:i w:val="0"/>
+        </w:rPr>
+        <w:t>The Quantum RNN adds a closed-loop feedback controller -- the one thing an LSTM has that a reservoir lacks: control that adapts to the current state. Each step a small MEMORYLESS MLP maps the input AND the previous reservoir readout to the per-spin drive angles:</w:t>
+      </w:r>
+    </w:p>
+    <w:p>
+      <w:r>
+        <w:rPr>
+          <w:rFonts w:ascii="Consolas" w:hAnsi="Consolas"/>
+          <w:sz w:val="18"/>
+        </w:rPr>
+        <w:t>theta_t = controller(s_t, f_{t-1})     (memoryless MLP; f_{-1}=0)</w:t>
+      </w:r>
+    </w:p>
+    <w:p>
+      <w:r>
+        <w:rPr>
+          <w:rFonts w:ascii="Consolas" w:hAnsi="Consolas"/>
+          <w:sz w:val="18"/>
+        </w:rPr>
+        <w:t>U_t     = tensor_i R_x(theta_{t,i})    (per-spin encoding pulse)</w:t>
+      </w:r>
+    </w:p>
+    <w:p>
+      <w:r>
+        <w:rPr>
+          <w:rFonts w:ascii="Consolas" w:hAnsi="Consolas"/>
+          <w:sz w:val="18"/>
+        </w:rPr>
+        <w:t>rho_t   = exp(tau L) U_t rho_{t-1} U_t^dag   (quantum evolution = recurrence; memory in rho)</w:t>
+      </w:r>
+    </w:p>
+    <w:p>
+      <w:r>
+        <w:rPr>
+          <w:rFonts w:ascii="Consolas" w:hAnsi="Consolas"/>
+          <w:sz w:val="18"/>
+        </w:rPr>
+        <w:t>f_t     = &lt;O&gt;(rho_t)                   (readout, fed back next step)</w:t>
+      </w:r>
+    </w:p>
+    <w:p>
+      <w:r>
+        <w:rPr>
+          <w:rFonts w:ascii="Consolas" w:hAnsi="Consolas"/>
+          <w:sz w:val="18"/>
+        </w:rPr>
+        <w:t>y_hat   = ridge(f_t)                   (closed-form linear readout)</w:t>
+      </w:r>
+    </w:p>
+    <w:p>
+      <w:r>
+        <w:rPr>
+          <w:i w:val="0"/>
+        </w:rPr>
+        <w:t>The controller has NO recurrent state of its own -- the intended memory lives entirely in the quantum state rho. It is trained by backpropagation-through-time through the differentiable reservoir step; the readout is closed-form ridge. So it is a hybrid: a classical memoryless controller steering a quantum memory, with a feedback loop closed through the reservoir readout.</w:t>
+      </w:r>
+    </w:p>
+    <w:p>
+      <w:r>
+        <w:rPr>
+          <w:i w:val="0"/>
+        </w:rPr>
+        <w:t>Honest architectural caveat: feeding f_{t-1} back into the controller ALSO creates a classical recurrence -- the feature vector itself forms a hidden state f_t = G(f_{t-1}, s_t), i.e. a classical RNN whose hidden units are the measured observables. Memory can flow through two channels: rho (quantum) and f (classical feedback). The tau-&gt;0 ablation disentangles them.</w:t>
+      </w:r>
+    </w:p>
+    <w:p>
+      <w:pPr>
+        <w:pStyle w:val="Heading2"/>
+      </w:pPr>
+      <w:r>
+        <w:t>8.2 NARMA-2 scoreboard</w:t>
+      </w:r>
+    </w:p>
+    <w:p>
+      <w:r>
+        <w:rPr>
+          <w:i w:val="0"/>
+        </w:rPr>
+        <w:t>All configurations on NARMA-2 (6-spin, leakage-free test NMSE, lower is better):</w:t>
+      </w:r>
+    </w:p>
+    <w:tbl>
+      <w:tblPr>
+        <w:tblStyle w:val="LightGrid-Accent1"/>
+        <w:tblW w:type="auto" w:w="0"/>
+        <w:tblLook w:firstColumn="1" w:firstRow="1" w:lastColumn="0" w:lastRow="0" w:noHBand="0" w:noVBand="1" w:val="04A0"/>
+      </w:tblPr>
+      <w:tblGrid>
+        <w:gridCol w:w="2160"/>
+        <w:gridCol w:w="2160"/>
+        <w:gridCol w:w="2160"/>
+        <w:gridCol w:w="2160"/>
+      </w:tblGrid>
+      <w:tr>
+        <w:tc>
+          <w:tcPr>
+            <w:tcW w:type="dxa" w:w="2160"/>
+          </w:tcPr>
+          <w:p>
+            <w:r>
+              <w:rPr>
+                <w:b/>
+              </w:rPr>
+              <w:t>Configuration</w:t>
+            </w:r>
+          </w:p>
+        </w:tc>
+        <w:tc>
+          <w:tcPr>
+            <w:tcW w:type="dxa" w:w="2160"/>
+          </w:tcPr>
+          <w:p>
+            <w:r>
+              <w:rPr>
+                <w:b/>
+              </w:rPr>
+              <w:t>quantum memory</w:t>
+            </w:r>
+          </w:p>
+        </w:tc>
+        <w:tc>
+          <w:tcPr>
+            <w:tcW w:type="dxa" w:w="2160"/>
+          </w:tcPr>
+          <w:p>
+            <w:r>
+              <w:rPr>
+                <w:b/>
+              </w:rPr>
+              <w:t>test NMSE</w:t>
+            </w:r>
+          </w:p>
+        </w:tc>
+        <w:tc>
+          <w:tcPr>
+            <w:tcW w:type="dxa" w:w="2160"/>
+          </w:tcPr>
+          <w:p>
+            <w:r>
+              <w:rPr>
+                <w:b/>
+              </w:rPr>
+              <w:t>vs arcsin</w:t>
+            </w:r>
+          </w:p>
+        </w:tc>
+      </w:tr>
+      <w:tr>
+        <w:tc>
+          <w:tcPr>
+            <w:tcW w:type="dxa" w:w="2160"/>
+          </w:tcPr>
+          <w:p>
+            <w:r>
+              <w:rPr>
+                <w:b/>
+              </w:rPr>
+              <w:t>arcsin (fixed encoding) -- QRC baseline</w:t>
+            </w:r>
+          </w:p>
+        </w:tc>
+        <w:tc>
+          <w:tcPr>
+            <w:tcW w:type="dxa" w:w="2160"/>
+          </w:tcPr>
+          <w:p>
+            <w:r>
+              <w:rPr>
+                <w:b/>
+              </w:rPr>
+              <w:t>ON</w:t>
+            </w:r>
+          </w:p>
+        </w:tc>
+        <w:tc>
+          <w:tcPr>
+            <w:tcW w:type="dxa" w:w="2160"/>
+          </w:tcPr>
+          <w:p>
+            <w:r>
+              <w:rPr>
+                <w:b/>
+              </w:rPr>
+              <w:t>0.395</w:t>
+            </w:r>
+          </w:p>
+        </w:tc>
+        <w:tc>
+          <w:tcPr>
+            <w:tcW w:type="dxa" w:w="2160"/>
+          </w:tcPr>
+          <w:p>
+            <w:r>
+              <w:rPr>
+                <w:b/>
+              </w:rPr>
+              <w:t>--</w:t>
+            </w:r>
+          </w:p>
+        </w:tc>
+      </w:tr>
+      <w:tr>
+        <w:tc>
+          <w:tcPr>
+            <w:tcW w:type="dxa" w:w="2160"/>
+          </w:tcPr>
+          <w:p>
+            <w:r>
+              <w:t>learned per-spin (open-loop, sec 6)</w:t>
+            </w:r>
+          </w:p>
+        </w:tc>
+        <w:tc>
+          <w:tcPr>
+            <w:tcW w:type="dxa" w:w="2160"/>
+          </w:tcPr>
+          <w:p>
+            <w:r>
+              <w:t>ON</w:t>
+            </w:r>
+          </w:p>
+        </w:tc>
+        <w:tc>
+          <w:tcPr>
+            <w:tcW w:type="dxa" w:w="2160"/>
+          </w:tcPr>
+          <w:p>
+            <w:r>
+              <w:t>0.216</w:t>
+            </w:r>
+          </w:p>
+        </w:tc>
+        <w:tc>
+          <w:tcPr>
+            <w:tcW w:type="dxa" w:w="2160"/>
+          </w:tcPr>
+          <w:p>
+            <w:r>
+              <w:t>-45%</w:t>
+            </w:r>
+          </w:p>
+        </w:tc>
+      </w:tr>
+      <w:tr>
+        <w:tc>
+          <w:tcPr>
+            <w:tcW w:type="dxa" w:w="2160"/>
+          </w:tcPr>
+          <w:p>
+            <w:r>
+              <w:t>Quantum RNN (closed-loop, feedback)</w:t>
+            </w:r>
+          </w:p>
+        </w:tc>
+        <w:tc>
+          <w:tcPr>
+            <w:tcW w:type="dxa" w:w="2160"/>
+          </w:tcPr>
+          <w:p>
+            <w:r>
+              <w:t>ON</w:t>
+            </w:r>
+          </w:p>
+        </w:tc>
+        <w:tc>
+          <w:tcPr>
+            <w:tcW w:type="dxa" w:w="2160"/>
+          </w:tcPr>
+          <w:p>
+            <w:r>
+              <w:t>0.137</w:t>
+            </w:r>
+          </w:p>
+        </w:tc>
+        <w:tc>
+          <w:tcPr>
+            <w:tcW w:type="dxa" w:w="2160"/>
+          </w:tcPr>
+          <w:p>
+            <w:r>
+              <w:t>-65%</w:t>
+            </w:r>
+          </w:p>
+        </w:tc>
+      </w:tr>
+      <w:tr>
+        <w:tc>
+          <w:tcPr>
+            <w:tcW w:type="dxa" w:w="2160"/>
+          </w:tcPr>
+          <w:p>
+            <w:r>
+              <w:t xml:space="preserve">  classical feedback RNN (closed-loop, tau-&gt;0)</w:t>
+            </w:r>
+          </w:p>
+        </w:tc>
+        <w:tc>
+          <w:tcPr>
+            <w:tcW w:type="dxa" w:w="2160"/>
+          </w:tcPr>
+          <w:p>
+            <w:r>
+              <w:t>OFF</w:t>
+            </w:r>
+          </w:p>
+        </w:tc>
+        <w:tc>
+          <w:tcPr>
+            <w:tcW w:type="dxa" w:w="2160"/>
+          </w:tcPr>
+          <w:p>
+            <w:r>
+              <w:t>0.011</w:t>
+            </w:r>
+          </w:p>
+        </w:tc>
+        <w:tc>
+          <w:tcPr>
+            <w:tcW w:type="dxa" w:w="2160"/>
+          </w:tcPr>
+          <w:p>
+            <w:r>
+              <w:t>-97%</w:t>
+            </w:r>
+          </w:p>
+        </w:tc>
+      </w:tr>
+      <w:tr>
+        <w:tc>
+          <w:tcPr>
+            <w:tcW w:type="dxa" w:w="2160"/>
+          </w:tcPr>
+          <w:p>
+            <w:r>
+              <w:t>per-spin, tau-&gt;0 (sanity)</w:t>
+            </w:r>
+          </w:p>
+        </w:tc>
+        <w:tc>
+          <w:tcPr>
+            <w:tcW w:type="dxa" w:w="2160"/>
+          </w:tcPr>
+          <w:p>
+            <w:r>
+              <w:t>OFF</w:t>
+            </w:r>
+          </w:p>
+        </w:tc>
+        <w:tc>
+          <w:tcPr>
+            <w:tcW w:type="dxa" w:w="2160"/>
+          </w:tcPr>
+          <w:p>
+            <w:r>
+              <w:t>1.010</w:t>
+            </w:r>
+          </w:p>
+        </w:tc>
+        <w:tc>
+          <w:tcPr>
+            <w:tcW w:type="dxa" w:w="2160"/>
+          </w:tcPr>
+          <w:p>
+            <w:r>
+              <w:t>collapses</w:t>
+            </w:r>
+          </w:p>
+        </w:tc>
+      </w:tr>
+    </w:tbl>
+    <w:p>
+      <w:pPr>
+        <w:pStyle w:val="ListBullet"/>
+      </w:pPr>
+      <w:r>
+        <w:t>The Quantum RNN (0.137) is the best quantum-involving configuration -- the feedback controller improves the open-loop reservoir (0.216 -&gt; 0.137, -37%). If one is committed to using the quantum reservoir, this is the best way to run it.</w:t>
+      </w:r>
+    </w:p>
+    <w:p>
+      <w:pPr>
+        <w:pStyle w:val="ListBullet"/>
+      </w:pPr>
+      <w:r>
+        <w:t>But the tau-&gt;0 row is decisive: with the quantum memory disabled the closed loop still reaches 0.011 -- near-perfect, and BETTER than with quantum memory on (0.137). The classical feedback channel alone (the f-recurrence) is a classical RNN that models NARMA-2's deterministic recurrence essentially exactly. So the Quantum RNN's gain is CLASSICAL: the quantum memory is redundant and mildly harmful.</w:t>
+      </w:r>
+    </w:p>
+    <w:p>
+      <w:pPr>
+        <w:pStyle w:val="ListBullet"/>
+      </w:pPr>
+      <w:r>
+        <w:t>The clean quantum control is the last row: strip out the feedback (per-spin, tau-&gt;0) and the model collapses to a mean-predictor (1.010) -- a scalar encoder has no classical memory, so THAT result (the section-6 open-loop encoding) provably used the quantum reservoir; the Quantum RNN does not.</w:t>
+      </w:r>
+    </w:p>
+    <w:p>
+      <w:r>
+        <w:rPr>
+          <w:i w:val="0"/>
+        </w:rPr>
+        <w:t>Takeaway: the Quantum RNN is a real improvement to the quantum reservoir (best quantum-involving number), but the improvement is NOT quantum -- it is the classical feedback loop, which on its own beats the full quantum system ~12x. This is why NARMA-2 is a classical-friendly task and why the fair test of quantum value is reservoir-vs-reservoir (below) and, ultimately, tasks classical memory cannot handle (section 7).</w:t>
+      </w:r>
+    </w:p>
+    <w:p>
+      <w:pPr>
+        <w:pStyle w:val="Heading2"/>
+      </w:pPr>
+      <w:r>
+        <w:t>8.3 Reservoir vs. reservoir, and reservoir vs. trained RNN</w:t>
+      </w:r>
+    </w:p>
+    <w:p>
       <w:r>
         <w:rPr>
           <w:i w:val="0"/>
@@ -2262,7 +2692,7 @@
         <w:rPr>
           <w:i w:val="0"/>
         </w:rPr>
-        <w:t>vs. a TRAINED-recurrence model (RNN/LSTM) -- a harder, different bar. On the deterministic NARMA-2 a small trained feedback RNN reaches NMSE 0.011 (~20x better than the quantum reservoir's 0.216); a classical ESN would lose to it too. This is a limitation of reservoir computing in general, not of quantum specifically. Two controls confirm it and guard against over-claiming: (a) windowed encoding beats arcsin√ on NARMA-10 but a classical linear ridge on the same window matches it -- the win is the classical window; (b) a closed-loop feedback controller reaches 0.137, but with the quantum memory disabled (τ→0) the classical feedback loop alone reaches 0.011 -- it is a classical RNN, quantum memory redundant. The τ→0 ablation separates genuine quantum-mediated results (the §6 open-loop encoding, which collapses to a mean-predictor without the reservoir) from classically-explainable ones.</w:t>
+        <w:t>vs. a TRAINED-recurrence model (RNN/LSTM) -- a harder, different bar. As the scoreboard (8.2) shows, on deterministic NARMA-2 a small trained feedback RNN reaches NMSE 0.011 (~20x better than the quantum reservoir's 0.216); a classical ESN would lose to it too. This is a limitation of reservoir computing in general, not of quantum specifically. A second control reinforces it: windowed encoding beats arcsin√ on NARMA-10 but a classical linear ridge on the same window matches it -- again the win is the classical window, not the quantum reservoir. Together with the Quantum RNN's tau-&gt;0 result, the tau-&gt;0 ablation separates genuine quantum-mediated results (the section-6 open-loop encoding, which collapses to a mean-predictor without the reservoir) from classically-explainable ones.</w:t>
       </w:r>
     </w:p>
     <w:p>

--- a/docs/QRC/QRC_Encoding_Study.docx
+++ b/docs/QRC/QRC_Encoding_Study.docx
@@ -2187,6 +2187,22 @@
     </w:p>
     <w:p>
       <w:pPr>
+        <w:pStyle w:val="Heading2"/>
+      </w:pPr>
+      <w:r>
+        <w:t>7.1 Stacking the clean levers</w:t>
+      </w:r>
+    </w:p>
+    <w:p>
+      <w:r>
+        <w:rPr>
+          <w:i w:val="0"/>
+        </w:rPr>
+        <w:t>The three quantum-clean levers -- learned per-spin encoding (section 6, input), coupling strength (dynamics), and correlation readout (section 7, output) -- are complementary and compound. On NARMA-2 (6-qubit, T=600): learned per-spin alone reaches 0.152; adding 2x coupling and 2-body correlation readout drops it to 0.058 (a further -61%, and -73% vs the 0.216 open-loop number). None of these levers injects explicit classical memory -- the encoding is a broadcast scalar, and coupling/correlation act only through the reservoir's own dynamics and joint readout -- so the memory still lives in the quantum state (a tau-&gt;0 ablation collapses it). 0.058 is thus the best honest, quantum-mediated reservoir configuration. It narrows the gap to the best classical model (~0.011; section 8) from ~20x (open-loop) to ~5x, without crossing it on this deterministic task: the improvements are real and quantum-mediated, but they optimize a reservoir that remains, for classical-friendly tasks, behind a trained recurrent model.</w:t>
+      </w:r>
+    </w:p>
+    <w:p>
+      <w:pPr>
         <w:pStyle w:val="Heading1"/>
       </w:pPr>
       <w:r>
